--- a/pyq-memory/norcet9m_s1.docx
+++ b/pyq-memory/norcet9m_s1.docx
@@ -4370,6 +4370,2393 @@
       </w:r>
       <w:r>
         <w:t>K+ 6.8: IV calcium gluconate immediately.</w:t>
+      </w:r>
+    </w:p>
+    <w:p>
+      <w:pPr>
+        <w:spacing w:after="0" w:before="0"/>
+      </w:pPr>
+      <w:r>
+        <w:rPr>
+          <w:b/>
+          <w:i w:val="0"/>
+          <w:sz w:val="21"/>
+        </w:rPr>
+        <w:t>Positive Marks: 1    Negative Marks: 0.25</w:t>
+      </w:r>
+    </w:p>
+    <w:p>
+      <w:pPr>
+        <w:spacing w:before="280" w:after="40"/>
+      </w:pPr>
+      <w:r>
+        <w:rPr>
+          <w:b/>
+        </w:rPr>
+        <w:t xml:space="preserve">Question: </w:t>
+      </w:r>
+      <w:r>
+        <w:t>Atropine is given before abdominal surgery to: (AHN)</w:t>
+      </w:r>
+    </w:p>
+    <w:p>
+      <w:pPr>
+        <w:spacing w:after="20" w:before="0"/>
+      </w:pPr>
+      <w:r>
+        <w:rPr>
+          <w:b w:val="0"/>
+          <w:i w:val="0"/>
+          <w:sz w:val="21"/>
+        </w:rPr>
+        <w:t>(a)  Reduce gastric secretions</w:t>
+      </w:r>
+    </w:p>
+    <w:p>
+      <w:pPr>
+        <w:spacing w:after="20" w:before="0"/>
+      </w:pPr>
+      <w:r>
+        <w:rPr>
+          <w:b w:val="0"/>
+          <w:i w:val="0"/>
+          <w:sz w:val="21"/>
+        </w:rPr>
+        <w:t>(b)  Increase peristalsis</w:t>
+      </w:r>
+    </w:p>
+    <w:p>
+      <w:pPr>
+        <w:spacing w:after="20" w:before="0"/>
+      </w:pPr>
+      <w:r>
+        <w:rPr>
+          <w:b w:val="0"/>
+          <w:i w:val="0"/>
+          <w:sz w:val="21"/>
+        </w:rPr>
+        <w:t>(c)  Prevent infection</w:t>
+      </w:r>
+    </w:p>
+    <w:p>
+      <w:pPr>
+        <w:spacing w:after="20" w:before="0"/>
+      </w:pPr>
+      <w:r>
+        <w:rPr>
+          <w:b w:val="0"/>
+          <w:i w:val="0"/>
+          <w:sz w:val="21"/>
+        </w:rPr>
+        <w:t>(d)  Increase urine output</w:t>
+      </w:r>
+    </w:p>
+    <w:p>
+      <w:pPr>
+        <w:spacing w:after="80" w:before="0"/>
+      </w:pPr>
+      <w:r>
+        <w:rPr>
+          <w:b/>
+          <w:i w:val="0"/>
+          <w:sz w:val="22"/>
+        </w:rPr>
+        <w:t>Answer: a</w:t>
+      </w:r>
+    </w:p>
+    <w:p>
+      <w:pPr>
+        <w:spacing w:after="20"/>
+      </w:pPr>
+      <w:r>
+        <w:rPr>
+          <w:b/>
+        </w:rPr>
+        <w:t xml:space="preserve">Solution: </w:t>
+      </w:r>
+      <w:r>
+        <w:rPr>
+          <w:b/>
+          <w:color w:val="1E7B1E"/>
+        </w:rPr>
+        <w:t xml:space="preserve">✅ Correct Answer: </w:t>
+      </w:r>
+      <w:r>
+        <w:rPr>
+          <w:b/>
+          <w:color w:val="1E7B1E"/>
+        </w:rPr>
+        <w:t>a</w:t>
+      </w:r>
+    </w:p>
+    <w:p>
+      <w:pPr>
+        <w:spacing w:after="20" w:before="0"/>
+      </w:pPr>
+      <w:r>
+        <w:rPr>
+          <w:b/>
+        </w:rPr>
+        <w:t xml:space="preserve">🧠 Clinical Rationale: </w:t>
+      </w:r>
+      <w:r>
+        <w:t>ATROPINE (an anticholinergic) is given preoperatively to REDUCE GASTRIC/ORAL SECRETIONS and prevent vagal bradycardia during anaesthesia — drying secretions protects the airway and prevents aspiration. It does not increase peristalsis (it reduces it), prevent infection, or increase urine output.</w:t>
+      </w:r>
+    </w:p>
+    <w:p>
+      <w:pPr>
+        <w:spacing w:after="20" w:before="0"/>
+      </w:pPr>
+      <w:r>
+        <w:rPr>
+          <w:b/>
+        </w:rPr>
+        <w:t xml:space="preserve">🔍 Key Clues: </w:t>
+      </w:r>
+      <w:r>
+        <w:t>Pre-op atropine: anticholinergic → dries secretions, blocks vagal bradycardia.</w:t>
+      </w:r>
+    </w:p>
+    <w:p>
+      <w:pPr>
+        <w:spacing w:after="20" w:before="0"/>
+      </w:pPr>
+      <w:r>
+        <w:rPr>
+          <w:b/>
+        </w:rPr>
+        <w:t xml:space="preserve">🚨 Priority Principle: </w:t>
+      </w:r>
+      <w:r>
+        <w:t>Recall the core fact precisely, then apply it to the clinical context.</w:t>
+      </w:r>
+    </w:p>
+    <w:p>
+      <w:pPr>
+        <w:spacing w:after="20" w:before="0"/>
+      </w:pPr>
+      <w:r>
+        <w:rPr>
+          <w:b/>
+        </w:rPr>
+        <w:t xml:space="preserve">❌ Why Not Other Options: </w:t>
+      </w:r>
+      <w:r>
+        <w:t>b — Anticholinergics DECREASE peristalsis. | c — Antibiotics prevent infection, not atropine. | d — Atropine does not increase urine output.</w:t>
+      </w:r>
+    </w:p>
+    <w:p>
+      <w:pPr>
+        <w:spacing w:after="20" w:before="0"/>
+      </w:pPr>
+      <w:r>
+        <w:rPr>
+          <w:b/>
+          <w:color w:val="B45F06"/>
+        </w:rPr>
+        <w:t xml:space="preserve">⚠️ Exam Trap: </w:t>
+      </w:r>
+      <w:r>
+        <w:t>Atropine = antisialagogue (dries secretions) + vagolytic (prevents bradycardia).</w:t>
+      </w:r>
+    </w:p>
+    <w:p>
+      <w:pPr>
+        <w:spacing w:after="20" w:before="0"/>
+      </w:pPr>
+      <w:r>
+        <w:rPr>
+          <w:b/>
+        </w:rPr>
+        <w:t xml:space="preserve">🩺 Clinical Thinking: </w:t>
+      </w:r>
+      <w:r>
+        <w:t>Recall (the key fact) → Connect (related high-yield facts) → Apply (exam context).</w:t>
+      </w:r>
+    </w:p>
+    <w:p>
+      <w:pPr>
+        <w:spacing w:after="20" w:before="0"/>
+      </w:pPr>
+      <w:r>
+        <w:rPr>
+          <w:b/>
+          <w:color w:val="1F3A5F"/>
+        </w:rPr>
+        <w:t xml:space="preserve">💎 PNC Pearl: </w:t>
+      </w:r>
+      <w:r>
+        <w:t>Pre-op atropine: reduce gastric secretions.</w:t>
+      </w:r>
+    </w:p>
+    <w:p>
+      <w:pPr>
+        <w:spacing w:after="0" w:before="0"/>
+      </w:pPr>
+      <w:r>
+        <w:rPr>
+          <w:b/>
+          <w:i w:val="0"/>
+          <w:sz w:val="21"/>
+        </w:rPr>
+        <w:t>Positive Marks: 1    Negative Marks: 0.25</w:t>
+      </w:r>
+    </w:p>
+    <w:p>
+      <w:pPr>
+        <w:spacing w:before="280" w:after="40"/>
+      </w:pPr>
+      <w:r>
+        <w:rPr>
+          <w:b/>
+        </w:rPr>
+        <w:t xml:space="preserve">Question: </w:t>
+      </w:r>
+      <w:r>
+        <w:t>A patient is presented with pelvic trauma associated with testicular injury. What is the priority nursing action? (AHN)</w:t>
+      </w:r>
+    </w:p>
+    <w:p>
+      <w:pPr>
+        <w:spacing w:after="20" w:before="0"/>
+      </w:pPr>
+      <w:r>
+        <w:rPr>
+          <w:b w:val="0"/>
+          <w:i w:val="0"/>
+          <w:sz w:val="21"/>
+        </w:rPr>
+        <w:t xml:space="preserve">(a)  Insert Foley catheter immediately </w:t>
+      </w:r>
+    </w:p>
+    <w:p>
+      <w:pPr>
+        <w:spacing w:after="20" w:before="0"/>
+      </w:pPr>
+      <w:r>
+        <w:rPr>
+          <w:b w:val="0"/>
+          <w:i w:val="0"/>
+          <w:sz w:val="21"/>
+        </w:rPr>
+        <w:t xml:space="preserve">(b)  Avoid urethral catheterization </w:t>
+      </w:r>
+    </w:p>
+    <w:p>
+      <w:pPr>
+        <w:spacing w:after="20" w:before="0"/>
+      </w:pPr>
+      <w:r>
+        <w:rPr>
+          <w:b w:val="0"/>
+          <w:i w:val="0"/>
+          <w:sz w:val="21"/>
+        </w:rPr>
+        <w:t>(c)  Apply ice packs and reassurance only</w:t>
+      </w:r>
+    </w:p>
+    <w:p>
+      <w:pPr>
+        <w:spacing w:after="20" w:before="0"/>
+      </w:pPr>
+      <w:r>
+        <w:rPr>
+          <w:b w:val="0"/>
+          <w:i w:val="0"/>
+          <w:sz w:val="21"/>
+        </w:rPr>
+        <w:t>(d)  Start antibiotics and send urine culture</w:t>
+      </w:r>
+    </w:p>
+    <w:p>
+      <w:pPr>
+        <w:spacing w:after="80" w:before="0"/>
+      </w:pPr>
+      <w:r>
+        <w:rPr>
+          <w:b/>
+          <w:i w:val="0"/>
+          <w:sz w:val="22"/>
+        </w:rPr>
+        <w:t>Answer: b</w:t>
+      </w:r>
+    </w:p>
+    <w:p>
+      <w:pPr>
+        <w:spacing w:after="20"/>
+      </w:pPr>
+      <w:r>
+        <w:rPr>
+          <w:b/>
+        </w:rPr>
+        <w:t xml:space="preserve">Solution: </w:t>
+      </w:r>
+      <w:r>
+        <w:rPr>
+          <w:b/>
+          <w:color w:val="1E7B1E"/>
+        </w:rPr>
+        <w:t xml:space="preserve">✅ Correct Answer: </w:t>
+      </w:r>
+      <w:r>
+        <w:rPr>
+          <w:b/>
+          <w:color w:val="1E7B1E"/>
+        </w:rPr>
+        <w:t>b</w:t>
+      </w:r>
+    </w:p>
+    <w:p>
+      <w:pPr>
+        <w:spacing w:after="20" w:before="0"/>
+      </w:pPr>
+      <w:r>
+        <w:rPr>
+          <w:b/>
+        </w:rPr>
+        <w:t xml:space="preserve">🧠 Clinical Rationale: </w:t>
+      </w:r>
+      <w:r>
+        <w:t>In PELVIC TRAUMA with suspected urethral injury (blood at the meatus, scrotal/testicular injury, high-riding prostate), the priority is to AVOID URETHRAL CATHETERIZATION — passing a catheter can convert a partial urethral tear into a complete one. The urologist assesses urethral integrity (retrograde urethrogram) before any catheter is considered.</w:t>
+      </w:r>
+    </w:p>
+    <w:p>
+      <w:pPr>
+        <w:spacing w:after="20" w:before="0"/>
+      </w:pPr>
+      <w:r>
+        <w:rPr>
+          <w:b/>
+        </w:rPr>
+        <w:t xml:space="preserve">🔍 Key Clues: </w:t>
+      </w:r>
+      <w:r>
+        <w:t>Pelvic trauma + suspected urethral injury → DO NOT catheterize (retrograde urethrogram first).</w:t>
+      </w:r>
+    </w:p>
+    <w:p>
+      <w:pPr>
+        <w:spacing w:after="20" w:before="0"/>
+      </w:pPr>
+      <w:r>
+        <w:rPr>
+          <w:b/>
+        </w:rPr>
+        <w:t xml:space="preserve">🚨 Priority Principle: </w:t>
+      </w:r>
+      <w:r>
+        <w:t>Patient safety and the ABC (airway, breathing, circulation) priorities come before diagnosis, documentation and non-urgent tasks.</w:t>
+      </w:r>
+    </w:p>
+    <w:p>
+      <w:pPr>
+        <w:spacing w:after="20" w:before="0"/>
+      </w:pPr>
+      <w:r>
+        <w:rPr>
+          <w:b/>
+        </w:rPr>
+        <w:t xml:space="preserve">❌ Why Not Other Options: </w:t>
+      </w:r>
+      <w:r>
+        <w:t>a — Catheterisation risks worsening a urethral tear. | c — Ice and reassurance alone are inadequate. | d — Antibiotics/culture are not the priority.</w:t>
+      </w:r>
+    </w:p>
+    <w:p>
+      <w:pPr>
+        <w:spacing w:after="20" w:before="0"/>
+      </w:pPr>
+      <w:r>
+        <w:rPr>
+          <w:b/>
+          <w:color w:val="B45F06"/>
+        </w:rPr>
+        <w:t xml:space="preserve">⚠️ Exam Trap: </w:t>
+      </w:r>
+      <w:r>
+        <w:t>Blood at the meatus / pelvic fracture = suspect urethral injury → no catheter until urethrogram.</w:t>
+      </w:r>
+    </w:p>
+    <w:p>
+      <w:pPr>
+        <w:spacing w:after="20" w:before="0"/>
+      </w:pPr>
+      <w:r>
+        <w:rPr>
+          <w:b/>
+        </w:rPr>
+        <w:t xml:space="preserve">🩺 Clinical Thinking: </w:t>
+      </w:r>
+      <w:r>
+        <w:t>Identify (the problem) → Stabilize (ABC / patient safety) → Reassess (response) → Document (findings).</w:t>
+      </w:r>
+    </w:p>
+    <w:p>
+      <w:pPr>
+        <w:spacing w:after="20" w:before="0"/>
+      </w:pPr>
+      <w:r>
+        <w:rPr>
+          <w:b/>
+          <w:color w:val="1F3A5F"/>
+        </w:rPr>
+        <w:t xml:space="preserve">💎 PNC Pearl: </w:t>
+      </w:r>
+      <w:r>
+        <w:t>Pelvic trauma + testicular injury: avoid urethral catheterization.</w:t>
+      </w:r>
+    </w:p>
+    <w:p>
+      <w:pPr>
+        <w:spacing w:after="0" w:before="0"/>
+      </w:pPr>
+      <w:r>
+        <w:rPr>
+          <w:b/>
+          <w:i w:val="0"/>
+          <w:sz w:val="21"/>
+        </w:rPr>
+        <w:t>Positive Marks: 1    Negative Marks: 0.25</w:t>
+      </w:r>
+    </w:p>
+    <w:p>
+      <w:pPr>
+        <w:spacing w:before="280" w:after="40"/>
+      </w:pPr>
+      <w:r>
+        <w:rPr>
+          <w:b/>
+        </w:rPr>
+        <w:t xml:space="preserve">Question: </w:t>
+      </w:r>
+      <w:r>
+        <w:t>Which finding in a patient receiving opioid analgesics indicates the most serious concern and requires immediate intervention? (AHN)</w:t>
+      </w:r>
+    </w:p>
+    <w:p>
+      <w:pPr>
+        <w:spacing w:after="20" w:before="0"/>
+      </w:pPr>
+      <w:r>
+        <w:rPr>
+          <w:b w:val="0"/>
+          <w:i w:val="0"/>
+          <w:sz w:val="21"/>
+        </w:rPr>
+        <w:t>(a)  Constipation</w:t>
+      </w:r>
+    </w:p>
+    <w:p>
+      <w:pPr>
+        <w:spacing w:after="20" w:before="0"/>
+      </w:pPr>
+      <w:r>
+        <w:rPr>
+          <w:b w:val="0"/>
+          <w:i w:val="0"/>
+          <w:sz w:val="21"/>
+        </w:rPr>
+        <w:t>(b)  Nausea and vomiting</w:t>
+      </w:r>
+    </w:p>
+    <w:p>
+      <w:pPr>
+        <w:spacing w:after="20" w:before="0"/>
+      </w:pPr>
+      <w:r>
+        <w:rPr>
+          <w:b w:val="0"/>
+          <w:i w:val="0"/>
+          <w:sz w:val="21"/>
+        </w:rPr>
+        <w:t>(c)  Respiratory rate 10/min</w:t>
+      </w:r>
+    </w:p>
+    <w:p>
+      <w:pPr>
+        <w:spacing w:after="20" w:before="0"/>
+      </w:pPr>
+      <w:r>
+        <w:rPr>
+          <w:b w:val="0"/>
+          <w:i w:val="0"/>
+          <w:sz w:val="21"/>
+        </w:rPr>
+        <w:t>(d)  Urinary retention</w:t>
+      </w:r>
+    </w:p>
+    <w:p>
+      <w:pPr>
+        <w:spacing w:after="80" w:before="0"/>
+      </w:pPr>
+      <w:r>
+        <w:rPr>
+          <w:b/>
+          <w:i w:val="0"/>
+          <w:sz w:val="22"/>
+        </w:rPr>
+        <w:t>Answer: c</w:t>
+      </w:r>
+    </w:p>
+    <w:p>
+      <w:pPr>
+        <w:spacing w:after="20"/>
+      </w:pPr>
+      <w:r>
+        <w:rPr>
+          <w:b/>
+        </w:rPr>
+        <w:t xml:space="preserve">Solution: </w:t>
+      </w:r>
+      <w:r>
+        <w:rPr>
+          <w:b/>
+          <w:color w:val="1E7B1E"/>
+        </w:rPr>
+        <w:t xml:space="preserve">✅ Correct Answer: </w:t>
+      </w:r>
+      <w:r>
+        <w:rPr>
+          <w:b/>
+          <w:color w:val="1E7B1E"/>
+        </w:rPr>
+        <w:t>c</w:t>
+      </w:r>
+    </w:p>
+    <w:p>
+      <w:pPr>
+        <w:spacing w:after="20" w:before="0"/>
+      </w:pPr>
+      <w:r>
+        <w:rPr>
+          <w:b/>
+        </w:rPr>
+        <w:t xml:space="preserve">🧠 Clinical Rationale: </w:t>
+      </w:r>
+      <w:r>
+        <w:t>A RESPIRATORY RATE OF 10/MIN (bradypnea) in a patient on opioids indicates RESPIRATORY DEPRESSION — the most serious, life-threatening opioid effect requiring immediate intervention (stimulate, hold opioid, give naloxone if severe). Constipation, nausea and urinary retention are common opioid side effects but not immediately life-threatening.</w:t>
+      </w:r>
+    </w:p>
+    <w:p>
+      <w:pPr>
+        <w:spacing w:after="20" w:before="0"/>
+      </w:pPr>
+      <w:r>
+        <w:rPr>
+          <w:b/>
+        </w:rPr>
+        <w:t xml:space="preserve">🔍 Key Clues: </w:t>
+      </w:r>
+      <w:r>
+        <w:t>Opioid + RR 10/min = respiratory depression → immediate action (naloxone if needed).</w:t>
+      </w:r>
+    </w:p>
+    <w:p>
+      <w:pPr>
+        <w:spacing w:after="20" w:before="0"/>
+      </w:pPr>
+      <w:r>
+        <w:rPr>
+          <w:b/>
+        </w:rPr>
+        <w:t xml:space="preserve">🚨 Priority Principle: </w:t>
+      </w:r>
+      <w:r>
+        <w:t>Patient safety and the ABC (airway, breathing, circulation) priorities come before diagnosis, documentation and non-urgent tasks.</w:t>
+      </w:r>
+    </w:p>
+    <w:p>
+      <w:pPr>
+        <w:spacing w:after="20" w:before="0"/>
+      </w:pPr>
+      <w:r>
+        <w:rPr>
+          <w:b/>
+        </w:rPr>
+        <w:t xml:space="preserve">❌ Why Not Other Options: </w:t>
+      </w:r>
+      <w:r>
+        <w:t>a — Constipation is common but not life-threatening. | b — Nausea/vomiting are common side effects. | d — Urinary retention is uncomfortable, not immediately fatal.</w:t>
+      </w:r>
+    </w:p>
+    <w:p>
+      <w:pPr>
+        <w:spacing w:after="20" w:before="0"/>
+      </w:pPr>
+      <w:r>
+        <w:rPr>
+          <w:b/>
+          <w:color w:val="B45F06"/>
+        </w:rPr>
+        <w:t xml:space="preserve">⚠️ Exam Trap: </w:t>
+      </w:r>
+      <w:r>
+        <w:t>Opioid monitoring: RR &lt; 12/min + sedation = toxicity → hold opioid, naloxone per protocol.</w:t>
+      </w:r>
+    </w:p>
+    <w:p>
+      <w:pPr>
+        <w:spacing w:after="20" w:before="0"/>
+      </w:pPr>
+      <w:r>
+        <w:rPr>
+          <w:b/>
+        </w:rPr>
+        <w:t xml:space="preserve">🩺 Clinical Thinking: </w:t>
+      </w:r>
+      <w:r>
+        <w:t>Identify (the problem) → Stabilize (ABC / patient safety) → Reassess (response) → Document (findings).</w:t>
+      </w:r>
+    </w:p>
+    <w:p>
+      <w:pPr>
+        <w:spacing w:after="20" w:before="0"/>
+      </w:pPr>
+      <w:r>
+        <w:rPr>
+          <w:b/>
+          <w:color w:val="1F3A5F"/>
+        </w:rPr>
+        <w:t xml:space="preserve">💎 PNC Pearl: </w:t>
+      </w:r>
+      <w:r>
+        <w:t>Opioid + RR 10/min = respiratory depression (emergency).</w:t>
+      </w:r>
+    </w:p>
+    <w:p>
+      <w:pPr>
+        <w:spacing w:after="0" w:before="0"/>
+      </w:pPr>
+      <w:r>
+        <w:rPr>
+          <w:b/>
+          <w:i w:val="0"/>
+          <w:sz w:val="21"/>
+        </w:rPr>
+        <w:t>Positive Marks: 1    Negative Marks: 0.25</w:t>
+      </w:r>
+    </w:p>
+    <w:p>
+      <w:pPr>
+        <w:spacing w:before="280" w:after="40"/>
+      </w:pPr>
+      <w:r>
+        <w:rPr>
+          <w:b/>
+        </w:rPr>
+        <w:t xml:space="preserve">Question: </w:t>
+      </w:r>
+      <w:r>
+        <w:t>A patient on mechanical ventilation shows sudden desaturation and increased peak airway pressure on the ventilator. What is the immediate nursing action? (AHN)</w:t>
+      </w:r>
+    </w:p>
+    <w:p>
+      <w:pPr>
+        <w:spacing w:after="20" w:before="0"/>
+      </w:pPr>
+      <w:r>
+        <w:rPr>
+          <w:b w:val="0"/>
+          <w:i w:val="0"/>
+          <w:sz w:val="21"/>
+        </w:rPr>
+        <w:t xml:space="preserve">(a)  Increase the oxygen flow  </w:t>
+      </w:r>
+    </w:p>
+    <w:p>
+      <w:pPr>
+        <w:spacing w:after="20" w:before="0"/>
+      </w:pPr>
+      <w:r>
+        <w:rPr>
+          <w:b w:val="0"/>
+          <w:i w:val="0"/>
+          <w:sz w:val="21"/>
+        </w:rPr>
+        <w:t xml:space="preserve">(b)  Perform suctioning </w:t>
+      </w:r>
+    </w:p>
+    <w:p>
+      <w:pPr>
+        <w:spacing w:after="20" w:before="0"/>
+      </w:pPr>
+      <w:r>
+        <w:rPr>
+          <w:b w:val="0"/>
+          <w:i w:val="0"/>
+          <w:sz w:val="21"/>
+        </w:rPr>
+        <w:t>(c)  Administer bronchodilator</w:t>
+      </w:r>
+    </w:p>
+    <w:p>
+      <w:pPr>
+        <w:spacing w:after="20" w:before="0"/>
+      </w:pPr>
+      <w:r>
+        <w:rPr>
+          <w:b w:val="0"/>
+          <w:i w:val="0"/>
+          <w:sz w:val="21"/>
+        </w:rPr>
+        <w:t>(d)  Notify the physician</w:t>
+      </w:r>
+    </w:p>
+    <w:p>
+      <w:pPr>
+        <w:spacing w:after="80" w:before="0"/>
+      </w:pPr>
+      <w:r>
+        <w:rPr>
+          <w:b/>
+          <w:i w:val="0"/>
+          <w:sz w:val="22"/>
+        </w:rPr>
+        <w:t>Answer: b</w:t>
+      </w:r>
+    </w:p>
+    <w:p>
+      <w:pPr>
+        <w:spacing w:after="20"/>
+      </w:pPr>
+      <w:r>
+        <w:rPr>
+          <w:b/>
+        </w:rPr>
+        <w:t xml:space="preserve">Solution: </w:t>
+      </w:r>
+      <w:r>
+        <w:rPr>
+          <w:b/>
+          <w:color w:val="1E7B1E"/>
+        </w:rPr>
+        <w:t xml:space="preserve">✅ Correct Answer: </w:t>
+      </w:r>
+      <w:r>
+        <w:rPr>
+          <w:b/>
+          <w:color w:val="1E7B1E"/>
+        </w:rPr>
+        <w:t>b</w:t>
+      </w:r>
+    </w:p>
+    <w:p>
+      <w:pPr>
+        <w:spacing w:after="20" w:before="0"/>
+      </w:pPr>
+      <w:r>
+        <w:rPr>
+          <w:b/>
+        </w:rPr>
+        <w:t xml:space="preserve">🧠 Clinical Rationale: </w:t>
+      </w:r>
+      <w:r>
+        <w:t>SUDDEN DESATURATION with INCREASED PEAK AIRWAY PRESSURE on a ventilator suggests an acute airway problem — most commonly a SECRETION PLUG (mucus obstruction) or a kinked tube. The immediate action is to SUCTION the airway (and check tube patency/kinks); if the tube is plugged, disconnecting and manually bagging may be needed. Notifying comes after the direct intervention.</w:t>
+      </w:r>
+    </w:p>
+    <w:p>
+      <w:pPr>
+        <w:spacing w:after="20" w:before="0"/>
+      </w:pPr>
+      <w:r>
+        <w:rPr>
+          <w:b/>
+        </w:rPr>
+        <w:t xml:space="preserve">🔍 Key Clues: </w:t>
+      </w:r>
+      <w:r>
+        <w:t>↑Peak pressure + ↓SpO2 = tube plugged/kinked → suction and check the tube.</w:t>
+      </w:r>
+    </w:p>
+    <w:p>
+      <w:pPr>
+        <w:spacing w:after="20" w:before="0"/>
+      </w:pPr>
+      <w:r>
+        <w:rPr>
+          <w:b/>
+        </w:rPr>
+        <w:t xml:space="preserve">🚨 Priority Principle: </w:t>
+      </w:r>
+      <w:r>
+        <w:t>Patient safety and the ABC (airway, breathing, circulation) priorities come before diagnosis, documentation and non-urgent tasks.</w:t>
+      </w:r>
+    </w:p>
+    <w:p>
+      <w:pPr>
+        <w:spacing w:after="20" w:before="0"/>
+      </w:pPr>
+      <w:r>
+        <w:rPr>
+          <w:b/>
+        </w:rPr>
+        <w:t xml:space="preserve">❌ Why Not Other Options: </w:t>
+      </w:r>
+      <w:r>
+        <w:t>a — Increasing O2 does not fix the obstruction. | c — Bronchodilator treats bronchospasm, not plugging. | d — Notify follows the immediate airway intervention.</w:t>
+      </w:r>
+    </w:p>
+    <w:p>
+      <w:pPr>
+        <w:spacing w:after="20" w:before="0"/>
+      </w:pPr>
+      <w:r>
+        <w:rPr>
+          <w:b/>
+          <w:color w:val="B45F06"/>
+        </w:rPr>
+        <w:t xml:space="preserve">⚠️ Exam Trap: </w:t>
+      </w:r>
+      <w:r>
+        <w:t>High peak pressure = airway/tube problem (plug, kink, bite); low peak = leak or disconnection.</w:t>
+      </w:r>
+    </w:p>
+    <w:p>
+      <w:pPr>
+        <w:spacing w:after="20" w:before="0"/>
+      </w:pPr>
+      <w:r>
+        <w:rPr>
+          <w:b/>
+        </w:rPr>
+        <w:t xml:space="preserve">🩺 Clinical Thinking: </w:t>
+      </w:r>
+      <w:r>
+        <w:t>Identify (the problem) → Stabilize (ABC / patient safety) → Reassess (response) → Document (findings).</w:t>
+      </w:r>
+    </w:p>
+    <w:p>
+      <w:pPr>
+        <w:spacing w:after="20" w:before="0"/>
+      </w:pPr>
+      <w:r>
+        <w:rPr>
+          <w:b/>
+          <w:color w:val="1F3A5F"/>
+        </w:rPr>
+        <w:t xml:space="preserve">💎 PNC Pearl: </w:t>
+      </w:r>
+      <w:r>
+        <w:t>Ventilator ↑pressure + desaturation: suction the airway.</w:t>
+      </w:r>
+    </w:p>
+    <w:p>
+      <w:pPr>
+        <w:spacing w:after="0" w:before="0"/>
+      </w:pPr>
+      <w:r>
+        <w:rPr>
+          <w:b/>
+          <w:i w:val="0"/>
+          <w:sz w:val="21"/>
+        </w:rPr>
+        <w:t>Positive Marks: 1    Negative Marks: 0.25</w:t>
+      </w:r>
+    </w:p>
+    <w:p>
+      <w:pPr>
+        <w:spacing w:before="280" w:after="40"/>
+      </w:pPr>
+      <w:r>
+        <w:rPr>
+          <w:b/>
+        </w:rPr>
+        <w:t xml:space="preserve">Question: </w:t>
+      </w:r>
+      <w:r>
+        <w:t>A patient with a history of peptic ulcer requires pain management, which analgesic approach is safest?  (AHN)</w:t>
+      </w:r>
+    </w:p>
+    <w:p>
+      <w:pPr>
+        <w:spacing w:after="20" w:before="0"/>
+      </w:pPr>
+      <w:r>
+        <w:rPr>
+          <w:b w:val="0"/>
+          <w:i w:val="0"/>
+          <w:sz w:val="21"/>
+        </w:rPr>
+        <w:t>(a)  NSAIDS</w:t>
+      </w:r>
+    </w:p>
+    <w:p>
+      <w:pPr>
+        <w:spacing w:after="20" w:before="0"/>
+      </w:pPr>
+      <w:r>
+        <w:rPr>
+          <w:b w:val="0"/>
+          <w:i w:val="0"/>
+          <w:sz w:val="21"/>
+        </w:rPr>
+        <w:t>(b)  Avoid NSAIDS</w:t>
+      </w:r>
+    </w:p>
+    <w:p>
+      <w:pPr>
+        <w:spacing w:after="20" w:before="0"/>
+      </w:pPr>
+      <w:r>
+        <w:rPr>
+          <w:b w:val="0"/>
+          <w:i w:val="0"/>
+          <w:sz w:val="21"/>
+        </w:rPr>
+        <w:t>(c)  Aspirin</w:t>
+      </w:r>
+    </w:p>
+    <w:p>
+      <w:pPr>
+        <w:spacing w:after="20" w:before="0"/>
+      </w:pPr>
+      <w:r>
+        <w:rPr>
+          <w:b w:val="0"/>
+          <w:i w:val="0"/>
+          <w:sz w:val="21"/>
+        </w:rPr>
+        <w:t>(d)  NSAIDS with PPI</w:t>
+      </w:r>
+    </w:p>
+    <w:p>
+      <w:pPr>
+        <w:spacing w:after="80" w:before="0"/>
+      </w:pPr>
+      <w:r>
+        <w:rPr>
+          <w:b/>
+          <w:i w:val="0"/>
+          <w:sz w:val="22"/>
+        </w:rPr>
+        <w:t>Answer: b</w:t>
+      </w:r>
+    </w:p>
+    <w:p>
+      <w:pPr>
+        <w:spacing w:after="20"/>
+      </w:pPr>
+      <w:r>
+        <w:rPr>
+          <w:b/>
+        </w:rPr>
+        <w:t xml:space="preserve">Solution: </w:t>
+      </w:r>
+      <w:r>
+        <w:rPr>
+          <w:b/>
+          <w:color w:val="1E7B1E"/>
+        </w:rPr>
+        <w:t xml:space="preserve">✅ Correct Answer: </w:t>
+      </w:r>
+      <w:r>
+        <w:rPr>
+          <w:b/>
+          <w:color w:val="1E7B1E"/>
+        </w:rPr>
+        <w:t>b</w:t>
+      </w:r>
+    </w:p>
+    <w:p>
+      <w:pPr>
+        <w:spacing w:after="20" w:before="0"/>
+      </w:pPr>
+      <w:r>
+        <w:rPr>
+          <w:b/>
+        </w:rPr>
+        <w:t xml:space="preserve">🧠 Clinical Rationale: </w:t>
+      </w:r>
+      <w:r>
+        <w:t>In a patient with PEPTIC ULCER, NSAIDs and aspirin are gastric irritants that can cause bleeding/perforation — the SAFEST approach is to AVOID NSAIDS entirely and use paracetamol/opioids instead. NSAIDs with a PPI reduce (but do not eliminate) the ulcer risk; the keyed safest answer is avoiding them.</w:t>
+      </w:r>
+    </w:p>
+    <w:p>
+      <w:pPr>
+        <w:spacing w:after="20" w:before="0"/>
+      </w:pPr>
+      <w:r>
+        <w:rPr>
+          <w:b/>
+        </w:rPr>
+        <w:t xml:space="preserve">🔍 Key Clues: </w:t>
+      </w:r>
+      <w:r>
+        <w:t>Peptic ulcer → avoid NSAIDs/aspirin (paracetamol/opioids instead).</w:t>
+      </w:r>
+    </w:p>
+    <w:p>
+      <w:pPr>
+        <w:spacing w:after="20" w:before="0"/>
+      </w:pPr>
+      <w:r>
+        <w:rPr>
+          <w:b/>
+        </w:rPr>
+        <w:t xml:space="preserve">🚨 Priority Principle: </w:t>
+      </w:r>
+      <w:r>
+        <w:t>Recall the core fact precisely, then apply it to the clinical context.</w:t>
+      </w:r>
+    </w:p>
+    <w:p>
+      <w:pPr>
+        <w:spacing w:after="20" w:before="0"/>
+      </w:pPr>
+      <w:r>
+        <w:rPr>
+          <w:b/>
+        </w:rPr>
+        <w:t xml:space="preserve">❌ Why Not Other Options: </w:t>
+      </w:r>
+      <w:r>
+        <w:t>a — NSAIDs worsen ulcers (bleeding/perforation). | c — Aspirin is an NSAID-like gastric irritant. | d — PPI reduces but does not remove the NSAID ulcer risk.</w:t>
+      </w:r>
+    </w:p>
+    <w:p>
+      <w:pPr>
+        <w:spacing w:after="20" w:before="0"/>
+      </w:pPr>
+      <w:r>
+        <w:rPr>
+          <w:b/>
+          <w:color w:val="B45F06"/>
+        </w:rPr>
+        <w:t xml:space="preserve">⚠️ Exam Trap: </w:t>
+      </w:r>
+      <w:r>
+        <w:t>NSAIDs inhibit COX-1 → less protective gastric mucus → ulcer/bleeding; safest is avoidance.</w:t>
+      </w:r>
+    </w:p>
+    <w:p>
+      <w:pPr>
+        <w:spacing w:after="20" w:before="0"/>
+      </w:pPr>
+      <w:r>
+        <w:rPr>
+          <w:b/>
+        </w:rPr>
+        <w:t xml:space="preserve">🩺 Clinical Thinking: </w:t>
+      </w:r>
+      <w:r>
+        <w:t>Recall (the key fact) → Connect (related high-yield facts) → Apply (exam context).</w:t>
+      </w:r>
+    </w:p>
+    <w:p>
+      <w:pPr>
+        <w:spacing w:after="20" w:before="0"/>
+      </w:pPr>
+      <w:r>
+        <w:rPr>
+          <w:b/>
+          <w:color w:val="1F3A5F"/>
+        </w:rPr>
+        <w:t xml:space="preserve">💎 PNC Pearl: </w:t>
+      </w:r>
+      <w:r>
+        <w:t>Peptic ulcer pain: avoid NSAIDs.</w:t>
+      </w:r>
+    </w:p>
+    <w:p>
+      <w:pPr>
+        <w:spacing w:after="0" w:before="0"/>
+      </w:pPr>
+      <w:r>
+        <w:rPr>
+          <w:b/>
+          <w:i w:val="0"/>
+          <w:sz w:val="21"/>
+        </w:rPr>
+        <w:t>Positive Marks: 1    Negative Marks: 0.25</w:t>
+      </w:r>
+    </w:p>
+    <w:p>
+      <w:pPr>
+        <w:spacing w:before="280" w:after="40"/>
+      </w:pPr>
+      <w:r>
+        <w:rPr>
+          <w:b/>
+        </w:rPr>
+        <w:t xml:space="preserve">Question: </w:t>
+      </w:r>
+      <w:r>
+        <w:t>A patient develops headache and dizziness after a lumbar puncture, what is the most appropriate immediate nursing action?   (AHN)</w:t>
+      </w:r>
+    </w:p>
+    <w:p>
+      <w:pPr>
+        <w:spacing w:after="20" w:before="0"/>
+      </w:pPr>
+      <w:r>
+        <w:rPr>
+          <w:b w:val="0"/>
+          <w:i w:val="0"/>
+          <w:sz w:val="21"/>
+        </w:rPr>
+        <w:t>(a)  Send sample to laboratory</w:t>
+      </w:r>
+    </w:p>
+    <w:p>
+      <w:pPr>
+        <w:spacing w:after="20" w:before="0"/>
+      </w:pPr>
+      <w:r>
+        <w:rPr>
+          <w:b w:val="0"/>
+          <w:i w:val="0"/>
+          <w:sz w:val="21"/>
+        </w:rPr>
+        <w:t>(b)  Position patient in prone</w:t>
+      </w:r>
+    </w:p>
+    <w:p>
+      <w:pPr>
+        <w:spacing w:after="20" w:before="0"/>
+      </w:pPr>
+      <w:r>
+        <w:rPr>
+          <w:b w:val="0"/>
+          <w:i w:val="0"/>
+          <w:sz w:val="21"/>
+        </w:rPr>
+        <w:t>(c)  Notify physician</w:t>
+      </w:r>
+    </w:p>
+    <w:p>
+      <w:pPr>
+        <w:spacing w:after="20" w:before="0"/>
+      </w:pPr>
+      <w:r>
+        <w:rPr>
+          <w:b w:val="0"/>
+          <w:i w:val="0"/>
+          <w:sz w:val="21"/>
+        </w:rPr>
+        <w:t xml:space="preserve">(d)  Encourage deep breathing </w:t>
+      </w:r>
+    </w:p>
+    <w:p>
+      <w:pPr>
+        <w:spacing w:after="80" w:before="0"/>
+      </w:pPr>
+      <w:r>
+        <w:rPr>
+          <w:b/>
+          <w:i w:val="0"/>
+          <w:sz w:val="22"/>
+        </w:rPr>
+        <w:t>Answer: b</w:t>
+      </w:r>
+    </w:p>
+    <w:p>
+      <w:pPr>
+        <w:spacing w:after="20"/>
+      </w:pPr>
+      <w:r>
+        <w:rPr>
+          <w:b/>
+        </w:rPr>
+        <w:t xml:space="preserve">Solution: </w:t>
+      </w:r>
+      <w:r>
+        <w:rPr>
+          <w:b/>
+          <w:color w:val="1E7B1E"/>
+        </w:rPr>
+        <w:t xml:space="preserve">✅ Correct Answer: </w:t>
+      </w:r>
+      <w:r>
+        <w:rPr>
+          <w:b/>
+          <w:color w:val="1E7B1E"/>
+        </w:rPr>
+        <w:t>b</w:t>
+      </w:r>
+    </w:p>
+    <w:p>
+      <w:pPr>
+        <w:spacing w:after="20" w:before="0"/>
+      </w:pPr>
+      <w:r>
+        <w:rPr>
+          <w:b/>
+        </w:rPr>
+        <w:t xml:space="preserve">🧠 Clinical Rationale: </w:t>
+      </w:r>
+      <w:r>
+        <w:t>Post-LP HEADACHE and DIZZINESS indicate spinal headache from CSF leak — the immediate nursing action is to position the patient PRONE/FLAT (supine) with fluids, which reduces the leak and symptoms. The sample was already sent at collection; notifying the physician follows conservative measures.</w:t>
+      </w:r>
+    </w:p>
+    <w:p>
+      <w:pPr>
+        <w:spacing w:after="20" w:before="0"/>
+      </w:pPr>
+      <w:r>
+        <w:rPr>
+          <w:b/>
+        </w:rPr>
+        <w:t xml:space="preserve">🔍 Key Clues: </w:t>
+      </w:r>
+      <w:r>
+        <w:t>Post-LP headache = CSF leak → keep flat/prone + fluids.</w:t>
+      </w:r>
+    </w:p>
+    <w:p>
+      <w:pPr>
+        <w:spacing w:after="20" w:before="0"/>
+      </w:pPr>
+      <w:r>
+        <w:rPr>
+          <w:b/>
+        </w:rPr>
+        <w:t xml:space="preserve">🚨 Priority Principle: </w:t>
+      </w:r>
+      <w:r>
+        <w:t>Patient safety and the ABC (airway, breathing, circulation) priorities come before diagnosis, documentation and non-urgent tasks.</w:t>
+      </w:r>
+    </w:p>
+    <w:p>
+      <w:pPr>
+        <w:spacing w:after="20" w:before="0"/>
+      </w:pPr>
+      <w:r>
+        <w:rPr>
+          <w:b/>
+        </w:rPr>
+        <w:t xml:space="preserve">❌ Why Not Other Options: </w:t>
+      </w:r>
+      <w:r>
+        <w:t>a — The sample is collected and sent during the procedure. | c — Notifying is secondary to positioning. | d — Deep breathing does not relieve the headache.</w:t>
+      </w:r>
+    </w:p>
+    <w:p>
+      <w:pPr>
+        <w:spacing w:after="20" w:before="0"/>
+      </w:pPr>
+      <w:r>
+        <w:rPr>
+          <w:b/>
+          <w:color w:val="B45F06"/>
+        </w:rPr>
+        <w:t xml:space="preserve">⚠️ Exam Trap: </w:t>
+      </w:r>
+      <w:r>
+        <w:t>Post-LP headache prevention: small pencil-point needle, flat bedrest, hydration.</w:t>
+      </w:r>
+    </w:p>
+    <w:p>
+      <w:pPr>
+        <w:spacing w:after="20" w:before="0"/>
+      </w:pPr>
+      <w:r>
+        <w:rPr>
+          <w:b/>
+        </w:rPr>
+        <w:t xml:space="preserve">🩺 Clinical Thinking: </w:t>
+      </w:r>
+      <w:r>
+        <w:t>Identify (the problem) → Stabilize (ABC / patient safety) → Reassess (response) → Document (findings).</w:t>
+      </w:r>
+    </w:p>
+    <w:p>
+      <w:pPr>
+        <w:spacing w:after="20" w:before="0"/>
+      </w:pPr>
+      <w:r>
+        <w:rPr>
+          <w:b/>
+          <w:color w:val="1F3A5F"/>
+        </w:rPr>
+        <w:t xml:space="preserve">💎 PNC Pearl: </w:t>
+      </w:r>
+      <w:r>
+        <w:t>Post-LP headache: position prone/flat with fluids.</w:t>
+      </w:r>
+    </w:p>
+    <w:p>
+      <w:pPr>
+        <w:spacing w:after="0" w:before="0"/>
+      </w:pPr>
+      <w:r>
+        <w:rPr>
+          <w:b/>
+          <w:i w:val="0"/>
+          <w:sz w:val="21"/>
+        </w:rPr>
+        <w:t>Positive Marks: 1    Negative Marks: 0.25</w:t>
+      </w:r>
+    </w:p>
+    <w:p>
+      <w:pPr>
+        <w:spacing w:before="280" w:after="40"/>
+      </w:pPr>
+      <w:r>
+        <w:rPr>
+          <w:b/>
+        </w:rPr>
+        <w:t xml:space="preserve">Question: </w:t>
+      </w:r>
+      <w:r>
+        <w:t>Which of the following is the most common side effect of nitroglycerin? (AHN)</w:t>
+      </w:r>
+    </w:p>
+    <w:p>
+      <w:pPr>
+        <w:spacing w:after="20" w:before="0"/>
+      </w:pPr>
+      <w:r>
+        <w:rPr>
+          <w:b w:val="0"/>
+          <w:i w:val="0"/>
+          <w:sz w:val="21"/>
+        </w:rPr>
+        <w:t>(a)  Bradycardia</w:t>
+      </w:r>
+    </w:p>
+    <w:p>
+      <w:pPr>
+        <w:spacing w:after="20" w:before="0"/>
+      </w:pPr>
+      <w:r>
+        <w:rPr>
+          <w:b w:val="0"/>
+          <w:i w:val="0"/>
+          <w:sz w:val="21"/>
+        </w:rPr>
+        <w:t>(b)  Headache</w:t>
+      </w:r>
+    </w:p>
+    <w:p>
+      <w:pPr>
+        <w:spacing w:after="20" w:before="0"/>
+      </w:pPr>
+      <w:r>
+        <w:rPr>
+          <w:b w:val="0"/>
+          <w:i w:val="0"/>
+          <w:sz w:val="21"/>
+        </w:rPr>
+        <w:t xml:space="preserve">(c)  Nausea </w:t>
+      </w:r>
+    </w:p>
+    <w:p>
+      <w:pPr>
+        <w:spacing w:after="20" w:before="0"/>
+      </w:pPr>
+      <w:r>
+        <w:rPr>
+          <w:b w:val="0"/>
+          <w:i w:val="0"/>
+          <w:sz w:val="21"/>
+        </w:rPr>
+        <w:t xml:space="preserve">(d)  Palpitations </w:t>
+      </w:r>
+    </w:p>
+    <w:p>
+      <w:pPr>
+        <w:spacing w:after="80" w:before="0"/>
+      </w:pPr>
+      <w:r>
+        <w:rPr>
+          <w:b/>
+          <w:i w:val="0"/>
+          <w:sz w:val="22"/>
+        </w:rPr>
+        <w:t>Answer: b</w:t>
+      </w:r>
+    </w:p>
+    <w:p>
+      <w:pPr>
+        <w:spacing w:after="20"/>
+      </w:pPr>
+      <w:r>
+        <w:rPr>
+          <w:b/>
+        </w:rPr>
+        <w:t xml:space="preserve">Solution: </w:t>
+      </w:r>
+      <w:r>
+        <w:rPr>
+          <w:b/>
+          <w:color w:val="1E7B1E"/>
+        </w:rPr>
+        <w:t xml:space="preserve">✅ Correct Answer: </w:t>
+      </w:r>
+      <w:r>
+        <w:rPr>
+          <w:b/>
+          <w:color w:val="1E7B1E"/>
+        </w:rPr>
+        <w:t>b</w:t>
+      </w:r>
+    </w:p>
+    <w:p>
+      <w:pPr>
+        <w:spacing w:after="20" w:before="0"/>
+      </w:pPr>
+      <w:r>
+        <w:rPr>
+          <w:b/>
+        </w:rPr>
+        <w:t xml:space="preserve">🧠 Clinical Rationale: </w:t>
+      </w:r>
+      <w:r>
+        <w:t>HEADACHE is the MOST COMMON side effect of nitroglycerin — caused by vasodilation of cerebral vessels. Flushing, dizziness and hypotension are also common; bradycardia is not typical (reflex tachycardia can occur).</w:t>
+      </w:r>
+    </w:p>
+    <w:p>
+      <w:pPr>
+        <w:spacing w:after="20" w:before="0"/>
+      </w:pPr>
+      <w:r>
+        <w:rPr>
+          <w:b/>
+        </w:rPr>
+        <w:t xml:space="preserve">🔍 Key Clues: </w:t>
+      </w:r>
+      <w:r>
+        <w:t>NTG (vasodilator) → headache is the commonest side effect.</w:t>
+      </w:r>
+    </w:p>
+    <w:p>
+      <w:pPr>
+        <w:spacing w:after="20" w:before="0"/>
+      </w:pPr>
+      <w:r>
+        <w:rPr>
+          <w:b/>
+        </w:rPr>
+        <w:t xml:space="preserve">🚨 Priority Principle: </w:t>
+      </w:r>
+      <w:r>
+        <w:t>Medication safety — the right drug, right dose, right route, right time and right patient — governs every administration decision.</w:t>
+      </w:r>
+    </w:p>
+    <w:p>
+      <w:pPr>
+        <w:spacing w:after="20" w:before="0"/>
+      </w:pPr>
+      <w:r>
+        <w:rPr>
+          <w:b/>
+        </w:rPr>
+        <w:t xml:space="preserve">❌ Why Not Other Options: </w:t>
+      </w:r>
+      <w:r>
+        <w:t>a — Bradycardia is not typical of NTG. | c — Nausea is less common. | d — Palpitations may occur but headache is commonest.</w:t>
+      </w:r>
+    </w:p>
+    <w:p>
+      <w:pPr>
+        <w:spacing w:after="20" w:before="0"/>
+      </w:pPr>
+      <w:r>
+        <w:rPr>
+          <w:b/>
+          <w:color w:val="B45F06"/>
+        </w:rPr>
+        <w:t xml:space="preserve">⚠️ Exam Trap: </w:t>
+      </w:r>
+      <w:r>
+        <w:t>NTG side effects: headache, flushing, dizziness, hypotension — the 'NTG headache' is expected.</w:t>
+      </w:r>
+    </w:p>
+    <w:p>
+      <w:pPr>
+        <w:spacing w:after="20" w:before="0"/>
+      </w:pPr>
+      <w:r>
+        <w:rPr>
+          <w:b/>
+        </w:rPr>
+        <w:t xml:space="preserve">🩺 Clinical Thinking: </w:t>
+      </w:r>
+      <w:r>
+        <w:t>Recall (the key fact) → Connect (related high-yield facts) → Apply (exam context).</w:t>
+      </w:r>
+    </w:p>
+    <w:p>
+      <w:pPr>
+        <w:spacing w:after="20" w:before="0"/>
+      </w:pPr>
+      <w:r>
+        <w:rPr>
+          <w:b/>
+          <w:color w:val="1F3A5F"/>
+        </w:rPr>
+        <w:t xml:space="preserve">💎 PNC Pearl: </w:t>
+      </w:r>
+      <w:r>
+        <w:t>Most common NTG side effect: headache.</w:t>
+      </w:r>
+    </w:p>
+    <w:p>
+      <w:pPr>
+        <w:spacing w:after="0" w:before="0"/>
+      </w:pPr>
+      <w:r>
+        <w:rPr>
+          <w:b/>
+          <w:i w:val="0"/>
+          <w:sz w:val="21"/>
+        </w:rPr>
+        <w:t>Positive Marks: 1    Negative Marks: 0.25</w:t>
+      </w:r>
+    </w:p>
+    <w:p>
+      <w:pPr>
+        <w:spacing w:before="280" w:after="40"/>
+      </w:pPr>
+      <w:r>
+        <w:rPr>
+          <w:b/>
+        </w:rPr>
+        <w:t xml:space="preserve">Question: </w:t>
+      </w:r>
+      <w:r>
+        <w:t>A patient is suspected of having acute pancreatitis, which laboratory values are most commonly elevated?  (AHN)</w:t>
+      </w:r>
+    </w:p>
+    <w:p>
+      <w:pPr>
+        <w:spacing w:after="20" w:before="0"/>
+      </w:pPr>
+      <w:r>
+        <w:rPr>
+          <w:b w:val="0"/>
+          <w:i w:val="0"/>
+          <w:sz w:val="21"/>
+        </w:rPr>
+        <w:t>(a)  Amylase and lipase</w:t>
+      </w:r>
+    </w:p>
+    <w:p>
+      <w:pPr>
+        <w:spacing w:after="20" w:before="0"/>
+      </w:pPr>
+      <w:r>
+        <w:rPr>
+          <w:b w:val="0"/>
+          <w:i w:val="0"/>
+          <w:sz w:val="21"/>
+        </w:rPr>
+        <w:t xml:space="preserve">(b)  Triglycerides </w:t>
+      </w:r>
+    </w:p>
+    <w:p>
+      <w:pPr>
+        <w:spacing w:after="20" w:before="0"/>
+      </w:pPr>
+      <w:r>
+        <w:rPr>
+          <w:b w:val="0"/>
+          <w:i w:val="0"/>
+          <w:sz w:val="21"/>
+        </w:rPr>
+        <w:t>(c)  ALT and AST</w:t>
+      </w:r>
+    </w:p>
+    <w:p>
+      <w:pPr>
+        <w:spacing w:after="20" w:before="0"/>
+      </w:pPr>
+      <w:r>
+        <w:rPr>
+          <w:b w:val="0"/>
+          <w:i w:val="0"/>
+          <w:sz w:val="21"/>
+        </w:rPr>
+        <w:t xml:space="preserve">(d)  Creatinine </w:t>
+      </w:r>
+    </w:p>
+    <w:p>
+      <w:pPr>
+        <w:spacing w:after="80" w:before="0"/>
+      </w:pPr>
+      <w:r>
+        <w:rPr>
+          <w:b/>
+          <w:i w:val="0"/>
+          <w:sz w:val="22"/>
+        </w:rPr>
+        <w:t>Answer: a</w:t>
+      </w:r>
+    </w:p>
+    <w:p>
+      <w:pPr>
+        <w:spacing w:after="20"/>
+      </w:pPr>
+      <w:r>
+        <w:rPr>
+          <w:b/>
+        </w:rPr>
+        <w:t xml:space="preserve">Solution: </w:t>
+      </w:r>
+      <w:r>
+        <w:rPr>
+          <w:b/>
+          <w:color w:val="1E7B1E"/>
+        </w:rPr>
+        <w:t xml:space="preserve">✅ Correct Answer: </w:t>
+      </w:r>
+      <w:r>
+        <w:rPr>
+          <w:b/>
+          <w:color w:val="1E7B1E"/>
+        </w:rPr>
+        <w:t>a</w:t>
+      </w:r>
+    </w:p>
+    <w:p>
+      <w:pPr>
+        <w:spacing w:after="20" w:before="0"/>
+      </w:pPr>
+      <w:r>
+        <w:rPr>
+          <w:b/>
+        </w:rPr>
+        <w:t xml:space="preserve">🧠 Clinical Rationale: </w:t>
+      </w:r>
+      <w:r>
+        <w:t>ACUTE PANCREATITIS causes ELEVATED SERUM AMYLASE AND LIPASE — lipase is more specific and stays elevated longer. Triglycerides can be a cause of pancreatitis but are not the diagnostic test; ALT/AST point to the liver; creatinine reflects renal function.</w:t>
+      </w:r>
+    </w:p>
+    <w:p>
+      <w:pPr>
+        <w:spacing w:after="20" w:before="0"/>
+      </w:pPr>
+      <w:r>
+        <w:rPr>
+          <w:b/>
+        </w:rPr>
+        <w:t xml:space="preserve">🔍 Key Clues: </w:t>
+      </w:r>
+      <w:r>
+        <w:t>Acute pancreatitis → ↑amylase and ↑lipase (lipase more specific).</w:t>
+      </w:r>
+    </w:p>
+    <w:p>
+      <w:pPr>
+        <w:spacing w:after="20" w:before="0"/>
+      </w:pPr>
+      <w:r>
+        <w:rPr>
+          <w:b/>
+        </w:rPr>
+        <w:t xml:space="preserve">🚨 Priority Principle: </w:t>
+      </w:r>
+      <w:r>
+        <w:t>Patient safety and the ABC (airway, breathing, circulation) priorities come before diagnosis, documentation and non-urgent tasks.</w:t>
+      </w:r>
+    </w:p>
+    <w:p>
+      <w:pPr>
+        <w:spacing w:after="20" w:before="0"/>
+      </w:pPr>
+      <w:r>
+        <w:rPr>
+          <w:b/>
+        </w:rPr>
+        <w:t xml:space="preserve">❌ Why Not Other Options: </w:t>
+      </w:r>
+      <w:r>
+        <w:t>b — Triglycerides are a cause, not the diagnostic marker. | c — ALT/AST = liver enzymes. | d — Creatinine = renal function.</w:t>
+      </w:r>
+    </w:p>
+    <w:p>
+      <w:pPr>
+        <w:spacing w:after="20" w:before="0"/>
+      </w:pPr>
+      <w:r>
+        <w:rPr>
+          <w:b/>
+          <w:color w:val="B45F06"/>
+        </w:rPr>
+        <w:t xml:space="preserve">⚠️ Exam Trap: </w:t>
+      </w:r>
+      <w:r>
+        <w:t>Lipase &gt; 3× normal is the best diagnostic; amylase rises early and falls quickly.</w:t>
+      </w:r>
+    </w:p>
+    <w:p>
+      <w:pPr>
+        <w:spacing w:after="20" w:before="0"/>
+      </w:pPr>
+      <w:r>
+        <w:rPr>
+          <w:b/>
+        </w:rPr>
+        <w:t xml:space="preserve">🩺 Clinical Thinking: </w:t>
+      </w:r>
+      <w:r>
+        <w:t>Identify (the problem) → Stabilize (ABC / patient safety) → Reassess (response) → Document (findings).</w:t>
+      </w:r>
+    </w:p>
+    <w:p>
+      <w:pPr>
+        <w:spacing w:after="20" w:before="0"/>
+      </w:pPr>
+      <w:r>
+        <w:rPr>
+          <w:b/>
+          <w:color w:val="1F3A5F"/>
+        </w:rPr>
+        <w:t xml:space="preserve">💎 PNC Pearl: </w:t>
+      </w:r>
+      <w:r>
+        <w:t>Acute pancreatitis: elevated amylase and lipase.</w:t>
+      </w:r>
+    </w:p>
+    <w:p>
+      <w:pPr>
+        <w:spacing w:after="0" w:before="0"/>
+      </w:pPr>
+      <w:r>
+        <w:rPr>
+          <w:b/>
+          <w:i w:val="0"/>
+          <w:sz w:val="21"/>
+        </w:rPr>
+        <w:t>Positive Marks: 1    Negative Marks: 0.25</w:t>
+      </w:r>
+    </w:p>
+    <w:p>
+      <w:pPr>
+        <w:spacing w:before="280" w:after="40"/>
+      </w:pPr>
+      <w:r>
+        <w:rPr>
+          <w:b/>
+        </w:rPr>
+        <w:t xml:space="preserve">Question: </w:t>
+      </w:r>
+      <w:r>
+        <w:t>A patient's arterial blood gas shows pH 7.50, PaCO₂ 28 mmHg, HCO₃⁻ 24 mEq/L. Which of the following is the most likely cause? (AHN)</w:t>
+      </w:r>
+    </w:p>
+    <w:p>
+      <w:pPr>
+        <w:spacing w:after="20" w:before="0"/>
+      </w:pPr>
+      <w:r>
+        <w:rPr>
+          <w:b w:val="0"/>
+          <w:i w:val="0"/>
+          <w:sz w:val="21"/>
+        </w:rPr>
+        <w:t xml:space="preserve">(a)  Chronic obstructive pulmonary disease </w:t>
+      </w:r>
+    </w:p>
+    <w:p>
+      <w:pPr>
+        <w:spacing w:after="20" w:before="0"/>
+      </w:pPr>
+      <w:r>
+        <w:rPr>
+          <w:b w:val="0"/>
+          <w:i w:val="0"/>
+          <w:sz w:val="21"/>
+        </w:rPr>
+        <w:t xml:space="preserve">(b)  Pulmonary embolism </w:t>
+      </w:r>
+    </w:p>
+    <w:p>
+      <w:pPr>
+        <w:spacing w:after="20" w:before="0"/>
+      </w:pPr>
+      <w:r>
+        <w:rPr>
+          <w:b w:val="0"/>
+          <w:i w:val="0"/>
+          <w:sz w:val="21"/>
+        </w:rPr>
+        <w:t>(c)  Air embolism</w:t>
+      </w:r>
+    </w:p>
+    <w:p>
+      <w:pPr>
+        <w:spacing w:after="20" w:before="0"/>
+      </w:pPr>
+      <w:r>
+        <w:rPr>
+          <w:b w:val="0"/>
+          <w:i w:val="0"/>
+          <w:sz w:val="21"/>
+        </w:rPr>
+        <w:t xml:space="preserve">(d)  Hypoxia  </w:t>
+      </w:r>
+    </w:p>
+    <w:p>
+      <w:pPr>
+        <w:spacing w:after="80" w:before="0"/>
+      </w:pPr>
+      <w:r>
+        <w:rPr>
+          <w:b/>
+          <w:i w:val="0"/>
+          <w:sz w:val="22"/>
+        </w:rPr>
+        <w:t>Answer: b</w:t>
+      </w:r>
+    </w:p>
+    <w:p>
+      <w:pPr>
+        <w:spacing w:after="20"/>
+      </w:pPr>
+      <w:r>
+        <w:rPr>
+          <w:b/>
+        </w:rPr>
+        <w:t xml:space="preserve">Solution: </w:t>
+      </w:r>
+      <w:r>
+        <w:rPr>
+          <w:b/>
+          <w:color w:val="1E7B1E"/>
+        </w:rPr>
+        <w:t xml:space="preserve">✅ Correct Answer: </w:t>
+      </w:r>
+      <w:r>
+        <w:rPr>
+          <w:b/>
+          <w:color w:val="1E7B1E"/>
+        </w:rPr>
+        <w:t>b</w:t>
+      </w:r>
+    </w:p>
+    <w:p>
+      <w:pPr>
+        <w:spacing w:after="20" w:before="0"/>
+      </w:pPr>
+      <w:r>
+        <w:rPr>
+          <w:b/>
+        </w:rPr>
+        <w:t xml:space="preserve">🧠 Clinical Rationale: </w:t>
+      </w:r>
+      <w:r>
+        <w:t>pH 7.50 (alkalosis) with LOW PaCO₂ (28) and normal HCO₃⁻ = RESPIRATORY ALKALOSIS from hyperventilation. PULMONARY EMBOLISM causes acute hyperventilation → respiratory alkalosis (and is the keyed answer). COPD causes respiratory ACIDOSIS; hypoxia alone or air embolism do not classically cause this ABG pattern.</w:t>
+      </w:r>
+    </w:p>
+    <w:p>
+      <w:pPr>
+        <w:spacing w:after="20" w:before="0"/>
+      </w:pPr>
+      <w:r>
+        <w:rPr>
+          <w:b/>
+        </w:rPr>
+        <w:t xml:space="preserve">🔍 Key Clues: </w:t>
+      </w:r>
+      <w:r>
+        <w:t>High pH + low PaCO₂ + normal HCO₃ = respiratory alkalosis → PE/hyperventilation.</w:t>
+      </w:r>
+    </w:p>
+    <w:p>
+      <w:pPr>
+        <w:spacing w:after="20" w:before="0"/>
+      </w:pPr>
+      <w:r>
+        <w:rPr>
+          <w:b/>
+        </w:rPr>
+        <w:t xml:space="preserve">🚨 Priority Principle: </w:t>
+      </w:r>
+      <w:r>
+        <w:t>Recall the core fact precisely, then apply it to the clinical context.</w:t>
+      </w:r>
+    </w:p>
+    <w:p>
+      <w:pPr>
+        <w:spacing w:after="20" w:before="0"/>
+      </w:pPr>
+      <w:r>
+        <w:rPr>
+          <w:b/>
+        </w:rPr>
+        <w:t xml:space="preserve">❌ Why Not Other Options: </w:t>
+      </w:r>
+      <w:r>
+        <w:t>a — COPD = respiratory acidosis (high PaCO₂). | c — Air embolism is not the classic cause. | d — Hypoxia alone is not the keyed cause.</w:t>
+      </w:r>
+    </w:p>
+    <w:p>
+      <w:pPr>
+        <w:spacing w:after="20" w:before="0"/>
+      </w:pPr>
+      <w:r>
+        <w:rPr>
+          <w:b/>
+          <w:color w:val="B45F06"/>
+        </w:rPr>
+        <w:t xml:space="preserve">⚠️ Exam Trap: </w:t>
+      </w:r>
+      <w:r>
+        <w:t>Respiratory alkalosis causes: hyperventilation — pain, anxiety, PE, salicylates, high altitude.</w:t>
+      </w:r>
+    </w:p>
+    <w:p>
+      <w:pPr>
+        <w:spacing w:after="20" w:before="0"/>
+      </w:pPr>
+      <w:r>
+        <w:rPr>
+          <w:b/>
+        </w:rPr>
+        <w:t xml:space="preserve">🩺 Clinical Thinking: </w:t>
+      </w:r>
+      <w:r>
+        <w:t>Recall (the key fact) → Connect (related high-yield facts) → Apply (exam context).</w:t>
+      </w:r>
+    </w:p>
+    <w:p>
+      <w:pPr>
+        <w:spacing w:after="20" w:before="0"/>
+      </w:pPr>
+      <w:r>
+        <w:rPr>
+          <w:b/>
+          <w:color w:val="1F3A5F"/>
+        </w:rPr>
+        <w:t xml:space="preserve">💎 PNC Pearl: </w:t>
+      </w:r>
+      <w:r>
+        <w:t>Respiratory alkalosis: pulmonary embolism (hyperventilation).</w:t>
+      </w:r>
+    </w:p>
+    <w:p>
+      <w:pPr>
+        <w:spacing w:after="0" w:before="0"/>
+      </w:pPr>
+      <w:r>
+        <w:rPr>
+          <w:b/>
+          <w:i w:val="0"/>
+          <w:sz w:val="21"/>
+        </w:rPr>
+        <w:t>Positive Marks: 1    Negative Marks: 0.25</w:t>
+      </w:r>
+    </w:p>
+    <w:p>
+      <w:pPr>
+        <w:spacing w:before="280" w:after="40"/>
+      </w:pPr>
+      <w:r>
+        <w:rPr>
+          <w:b/>
+        </w:rPr>
+        <w:t xml:space="preserve">Question: </w:t>
+      </w:r>
+      <w:r>
+        <w:t>A patient is unconscious after trauma with suspected cervical spine injury. What is the priority nursing intervention? (AHN)</w:t>
+      </w:r>
+    </w:p>
+    <w:p>
+      <w:pPr>
+        <w:spacing w:after="20" w:before="0"/>
+      </w:pPr>
+      <w:r>
+        <w:rPr>
+          <w:b w:val="0"/>
+          <w:i w:val="0"/>
+          <w:sz w:val="21"/>
+        </w:rPr>
+        <w:t xml:space="preserve">(a)  Insert oropharyngeal airway </w:t>
+      </w:r>
+    </w:p>
+    <w:p>
+      <w:pPr>
+        <w:spacing w:after="20" w:before="0"/>
+      </w:pPr>
+      <w:r>
+        <w:rPr>
+          <w:b w:val="0"/>
+          <w:i w:val="0"/>
+          <w:sz w:val="21"/>
+        </w:rPr>
+        <w:t xml:space="preserve">(b)  Start IV fluids </w:t>
+      </w:r>
+    </w:p>
+    <w:p>
+      <w:pPr>
+        <w:spacing w:after="20" w:before="0"/>
+      </w:pPr>
+      <w:r>
+        <w:rPr>
+          <w:b w:val="0"/>
+          <w:i w:val="0"/>
+          <w:sz w:val="21"/>
+        </w:rPr>
+        <w:t>(c)  Perform neuro assessment</w:t>
+      </w:r>
+    </w:p>
+    <w:p>
+      <w:pPr>
+        <w:spacing w:after="20" w:before="0"/>
+      </w:pPr>
+      <w:r>
+        <w:rPr>
+          <w:b w:val="0"/>
+          <w:i w:val="0"/>
+          <w:sz w:val="21"/>
+        </w:rPr>
+        <w:t xml:space="preserve">(d)  Apply cervical immobilization </w:t>
+      </w:r>
+    </w:p>
+    <w:p>
+      <w:pPr>
+        <w:spacing w:after="80" w:before="0"/>
+      </w:pPr>
+      <w:r>
+        <w:rPr>
+          <w:b/>
+          <w:i w:val="0"/>
+          <w:sz w:val="22"/>
+        </w:rPr>
+        <w:t>Answer: d</w:t>
+      </w:r>
+    </w:p>
+    <w:p>
+      <w:pPr>
+        <w:spacing w:after="20"/>
+      </w:pPr>
+      <w:r>
+        <w:rPr>
+          <w:b/>
+        </w:rPr>
+        <w:t xml:space="preserve">Solution: </w:t>
+      </w:r>
+      <w:r>
+        <w:rPr>
+          <w:b/>
+          <w:color w:val="1E7B1E"/>
+        </w:rPr>
+        <w:t xml:space="preserve">✅ Correct Answer: </w:t>
+      </w:r>
+      <w:r>
+        <w:rPr>
+          <w:b/>
+          <w:color w:val="1E7B1E"/>
+        </w:rPr>
+        <w:t>d</w:t>
+      </w:r>
+    </w:p>
+    <w:p>
+      <w:pPr>
+        <w:spacing w:after="20" w:before="0"/>
+      </w:pPr>
+      <w:r>
+        <w:rPr>
+          <w:b/>
+        </w:rPr>
+        <w:t xml:space="preserve">🧠 Clinical Rationale: </w:t>
+      </w:r>
+      <w:r>
+        <w:t>In TRAUMA with a suspected CERVICAL SPINE injury, the priority is CERVICAL SPINE IMMOBILISATION (manual stabilisation → collar/backboard) — before airway/other moves, to prevent secondary spinal cord injury. Airway management, IV fluids and neuro assessment follow, all performed with the neck stabilised.</w:t>
+      </w:r>
+    </w:p>
+    <w:p>
+      <w:pPr>
+        <w:spacing w:after="20" w:before="0"/>
+      </w:pPr>
+      <w:r>
+        <w:rPr>
+          <w:b/>
+        </w:rPr>
+        <w:t xml:space="preserve">🔍 Key Clues: </w:t>
+      </w:r>
+      <w:r>
+        <w:t>Trauma + suspected C-spine injury → immobilise the cervical spine first.</w:t>
+      </w:r>
+    </w:p>
+    <w:p>
+      <w:pPr>
+        <w:spacing w:after="20" w:before="0"/>
+      </w:pPr>
+      <w:r>
+        <w:rPr>
+          <w:b/>
+        </w:rPr>
+        <w:t xml:space="preserve">🚨 Priority Principle: </w:t>
+      </w:r>
+      <w:r>
+        <w:t>Patient safety and the ABC (airway, breathing, circulation) priorities come before diagnosis, documentation and non-urgent tasks.</w:t>
+      </w:r>
+    </w:p>
+    <w:p>
+      <w:pPr>
+        <w:spacing w:after="20" w:before="0"/>
+      </w:pPr>
+      <w:r>
+        <w:rPr>
+          <w:b/>
+        </w:rPr>
+        <w:t xml:space="preserve">❌ Why Not Other Options: </w:t>
+      </w:r>
+      <w:r>
+        <w:t>a — Airway adjuncts are used with neck stabilisation, not before it. | b — IV fluids come after immobilisation. | c — Neuro assessment follows stabilisation.</w:t>
+      </w:r>
+    </w:p>
+    <w:p>
+      <w:pPr>
+        <w:spacing w:after="20" w:before="0"/>
+      </w:pPr>
+      <w:r>
+        <w:rPr>
+          <w:b/>
+          <w:color w:val="B45F06"/>
+        </w:rPr>
+        <w:t xml:space="preserve">⚠️ Exam Trap: </w:t>
+      </w:r>
+      <w:r>
+        <w:t>Trauma ABCs start with cervical spine control — 'airway with C-spine precautions'.</w:t>
+      </w:r>
+    </w:p>
+    <w:p>
+      <w:pPr>
+        <w:spacing w:after="20" w:before="0"/>
+      </w:pPr>
+      <w:r>
+        <w:rPr>
+          <w:b/>
+        </w:rPr>
+        <w:t xml:space="preserve">🩺 Clinical Thinking: </w:t>
+      </w:r>
+      <w:r>
+        <w:t>Identify (the problem) → Stabilize (ABC / patient safety) → Reassess (response) → Document (findings).</w:t>
+      </w:r>
+    </w:p>
+    <w:p>
+      <w:pPr>
+        <w:spacing w:after="20" w:before="0"/>
+      </w:pPr>
+      <w:r>
+        <w:rPr>
+          <w:b/>
+          <w:color w:val="1F3A5F"/>
+        </w:rPr>
+        <w:t xml:space="preserve">💎 PNC Pearl: </w:t>
+      </w:r>
+      <w:r>
+        <w:t>Suspected C-spine injury: immobilise the neck first.</w:t>
+      </w:r>
+    </w:p>
+    <w:p>
+      <w:pPr>
+        <w:spacing w:after="0" w:before="0"/>
+      </w:pPr>
+      <w:r>
+        <w:rPr>
+          <w:b/>
+          <w:i w:val="0"/>
+          <w:sz w:val="21"/>
+        </w:rPr>
+        <w:t>Positive Marks: 1    Negative Marks: 0.25</w:t>
+      </w:r>
+    </w:p>
+    <w:p>
+      <w:pPr>
+        <w:spacing w:before="280" w:after="40"/>
+      </w:pPr>
+      <w:r>
+        <w:rPr>
+          <w:b/>
+        </w:rPr>
+        <w:t xml:space="preserve">Question: </w:t>
+      </w:r>
+      <w:r>
+        <w:t>A patient with chronic kidney disease presents with hyponatremia what is the most appropriate initial nursing intervention?   (AHN)</w:t>
+      </w:r>
+    </w:p>
+    <w:p>
+      <w:pPr>
+        <w:spacing w:after="20" w:before="0"/>
+      </w:pPr>
+      <w:r>
+        <w:rPr>
+          <w:b w:val="0"/>
+          <w:i w:val="0"/>
+          <w:sz w:val="21"/>
+        </w:rPr>
+        <w:t xml:space="preserve">(a)  Administer 0.9% NS </w:t>
+      </w:r>
+    </w:p>
+    <w:p>
+      <w:pPr>
+        <w:spacing w:after="20" w:before="0"/>
+      </w:pPr>
+      <w:r>
+        <w:rPr>
+          <w:b w:val="0"/>
+          <w:i w:val="0"/>
+          <w:sz w:val="21"/>
+        </w:rPr>
+        <w:t xml:space="preserve">(b)  Restrict fluids </w:t>
+      </w:r>
+    </w:p>
+    <w:p>
+      <w:pPr>
+        <w:spacing w:after="20" w:before="0"/>
+      </w:pPr>
+      <w:r>
+        <w:rPr>
+          <w:b w:val="0"/>
+          <w:i w:val="0"/>
+          <w:sz w:val="21"/>
+        </w:rPr>
+        <w:t>(c)  Administer 3% hypertonic saline</w:t>
+      </w:r>
+    </w:p>
+    <w:p>
+      <w:pPr>
+        <w:spacing w:after="20" w:before="0"/>
+      </w:pPr>
+      <w:r>
+        <w:rPr>
+          <w:b w:val="0"/>
+          <w:i w:val="0"/>
+          <w:sz w:val="21"/>
+        </w:rPr>
+        <w:t xml:space="preserve">(d)  Start diuretics </w:t>
+      </w:r>
+    </w:p>
+    <w:p>
+      <w:pPr>
+        <w:spacing w:after="80" w:before="0"/>
+      </w:pPr>
+      <w:r>
+        <w:rPr>
+          <w:b/>
+          <w:i w:val="0"/>
+          <w:sz w:val="22"/>
+        </w:rPr>
+        <w:t>Answer: a</w:t>
+      </w:r>
+    </w:p>
+    <w:p>
+      <w:pPr>
+        <w:spacing w:after="20"/>
+      </w:pPr>
+      <w:r>
+        <w:rPr>
+          <w:b/>
+        </w:rPr>
+        <w:t xml:space="preserve">Solution: </w:t>
+      </w:r>
+      <w:r>
+        <w:rPr>
+          <w:b/>
+          <w:color w:val="1E7B1E"/>
+        </w:rPr>
+        <w:t xml:space="preserve">✅ Correct Answer: </w:t>
+      </w:r>
+      <w:r>
+        <w:rPr>
+          <w:b/>
+          <w:color w:val="1E7B1E"/>
+        </w:rPr>
+        <w:t>a</w:t>
+      </w:r>
+    </w:p>
+    <w:p>
+      <w:pPr>
+        <w:spacing w:after="20" w:before="0"/>
+      </w:pPr>
+      <w:r>
+        <w:rPr>
+          <w:b/>
+        </w:rPr>
+        <w:t xml:space="preserve">🧠 Clinical Rationale: </w:t>
+      </w:r>
+      <w:r>
+        <w:t>For HYPONATREMIA in CKD with euvolaemia, the initial intervention is cautious sodium replacement — 0.9% NORMAL SALINE is the appropriate first step (hypertonic 3% saline is reserved for severe, symptomatic hyponatremia with seizures/coma, and only with slow correction). Fluid restriction is for dilutional hyponatremia; diuretics worsen sodium loss.</w:t>
+      </w:r>
+    </w:p>
+    <w:p>
+      <w:pPr>
+        <w:spacing w:after="20" w:before="0"/>
+      </w:pPr>
+      <w:r>
+        <w:rPr>
+          <w:b/>
+        </w:rPr>
+        <w:t xml:space="preserve">🔍 Key Clues: </w:t>
+      </w:r>
+      <w:r>
+        <w:t>Hyponatremia → 0.9% NS initially; 3% saline only for severe symptoms.</w:t>
+      </w:r>
+    </w:p>
+    <w:p>
+      <w:pPr>
+        <w:spacing w:after="20" w:before="0"/>
+      </w:pPr>
+      <w:r>
+        <w:rPr>
+          <w:b/>
+        </w:rPr>
+        <w:t xml:space="preserve">🚨 Priority Principle: </w:t>
+      </w:r>
+      <w:r>
+        <w:t>Recall the core fact precisely, then apply it to the clinical context.</w:t>
+      </w:r>
+    </w:p>
+    <w:p>
+      <w:pPr>
+        <w:spacing w:after="20" w:before="0"/>
+      </w:pPr>
+      <w:r>
+        <w:rPr>
+          <w:b/>
+        </w:rPr>
+        <w:t xml:space="preserve">❌ Why Not Other Options: </w:t>
+      </w:r>
+      <w:r>
+        <w:t>b — Fluid restriction is for dilutional hyponatremia. | c — 3% hypertonic is only for severe/symptomatic cases. | d — Diuretics worsen hyponatremia.</w:t>
+      </w:r>
+    </w:p>
+    <w:p>
+      <w:pPr>
+        <w:spacing w:after="20" w:before="0"/>
+      </w:pPr>
+      <w:r>
+        <w:rPr>
+          <w:b/>
+          <w:color w:val="B45F06"/>
+        </w:rPr>
+        <w:t xml:space="preserve">⚠️ Exam Trap: </w:t>
+      </w:r>
+      <w:r>
+        <w:t>Correct sodium slowly (&lt; 8-10 mEq/L in 24 h) to avoid osmotic demyelination.</w:t>
+      </w:r>
+    </w:p>
+    <w:p>
+      <w:pPr>
+        <w:spacing w:after="20" w:before="0"/>
+      </w:pPr>
+      <w:r>
+        <w:rPr>
+          <w:b/>
+        </w:rPr>
+        <w:t xml:space="preserve">🩺 Clinical Thinking: </w:t>
+      </w:r>
+      <w:r>
+        <w:t>Recall (the key fact) → Connect (related high-yield facts) → Apply (exam context).</w:t>
+      </w:r>
+    </w:p>
+    <w:p>
+      <w:pPr>
+        <w:spacing w:after="20" w:before="0"/>
+      </w:pPr>
+      <w:r>
+        <w:rPr>
+          <w:b/>
+          <w:color w:val="1F3A5F"/>
+        </w:rPr>
+        <w:t xml:space="preserve">💎 PNC Pearl: </w:t>
+      </w:r>
+      <w:r>
+        <w:t>CKD hyponatremia: 0.9% NS initially.</w:t>
       </w:r>
     </w:p>
     <w:p>
